--- a/klagomål/A 22574-2026 FSC-klagomål.docx
+++ b/klagomål/A 22574-2026 FSC-klagomål.docx
@@ -932,7 +932,7 @@
     <w:r>
       <w:tab/>
       <w:tab/>
-      <w:t>2026-05-16</w:t>
+      <w:t>2026-05-17</w:t>
       <w:br/>
       <w:br/>
     </w:r>

--- a/klagomål/A 22574-2026 FSC-klagomål.docx
+++ b/klagomål/A 22574-2026 FSC-klagomål.docx
@@ -932,7 +932,7 @@
     <w:r>
       <w:tab/>
       <w:tab/>
-      <w:t>2026-05-17</w:t>
+      <w:t>2026-05-18</w:t>
       <w:br/>
       <w:br/>
     </w:r>

--- a/klagomål/A 22574-2026 FSC-klagomål.docx
+++ b/klagomål/A 22574-2026 FSC-klagomål.docx
@@ -168,7 +168,7 @@
     </w:p>
     <w:p>
       <w:r>
-        <w:t>Detta dokument behandlar höga naturvärden i avverkningsanmälan A 22574-2026 i Hofors kommun. Denna avverkningsanmälan inkom 2026-05-13 13:34:59 och omfattar 1,6 ha.</w:t>
+        <w:t>Detta dokument behandlar höga naturvärden i avverkningsanmälan A 22574-2026 i Hofors kommun. Denna avverkningsanmälan inkom 2026-05-13 00:00:00 och omfattar 1,6 ha.</w:t>
       </w:r>
     </w:p>
     <w:p>
@@ -932,7 +932,7 @@
     <w:r>
       <w:tab/>
       <w:tab/>
-      <w:t>2026-05-18</w:t>
+      <w:t>2026-05-19</w:t>
       <w:br/>
       <w:br/>
     </w:r>

--- a/klagomål/A 22574-2026 FSC-klagomål.docx
+++ b/klagomål/A 22574-2026 FSC-klagomål.docx
@@ -932,7 +932,7 @@
     <w:r>
       <w:tab/>
       <w:tab/>
-      <w:t>2026-05-19</w:t>
+      <w:t>2026-05-20</w:t>
       <w:br/>
       <w:br/>
     </w:r>

--- a/klagomål/A 22574-2026 FSC-klagomål.docx
+++ b/klagomål/A 22574-2026 FSC-klagomål.docx
@@ -932,7 +932,7 @@
     <w:r>
       <w:tab/>
       <w:tab/>
-      <w:t>2026-05-20</w:t>
+      <w:t>2026-05-21</w:t>
       <w:br/>
       <w:br/>
     </w:r>

--- a/klagomål/A 22574-2026 FSC-klagomål.docx
+++ b/klagomål/A 22574-2026 FSC-klagomål.docx
@@ -932,7 +932,7 @@
     <w:r>
       <w:tab/>
       <w:tab/>
-      <w:t>2026-05-21</w:t>
+      <w:t>2026-05-22</w:t>
       <w:br/>
       <w:br/>
     </w:r>

--- a/klagomål/A 22574-2026 FSC-klagomål.docx
+++ b/klagomål/A 22574-2026 FSC-klagomål.docx
@@ -932,7 +932,7 @@
     <w:r>
       <w:tab/>
       <w:tab/>
-      <w:t>2026-05-22</w:t>
+      <w:t>2026-05-23</w:t>
       <w:br/>
       <w:br/>
     </w:r>

--- a/klagomål/A 22574-2026 FSC-klagomål.docx
+++ b/klagomål/A 22574-2026 FSC-klagomål.docx
@@ -932,7 +932,7 @@
     <w:r>
       <w:tab/>
       <w:tab/>
-      <w:t>2026-05-23</w:t>
+      <w:t>2026-05-24</w:t>
       <w:br/>
       <w:br/>
     </w:r>

--- a/klagomål/A 22574-2026 FSC-klagomål.docx
+++ b/klagomål/A 22574-2026 FSC-klagomål.docx
@@ -932,7 +932,7 @@
     <w:r>
       <w:tab/>
       <w:tab/>
-      <w:t>2026-05-24</w:t>
+      <w:t>2026-05-25</w:t>
       <w:br/>
       <w:br/>
     </w:r>

--- a/klagomål/A 22574-2026 FSC-klagomål.docx
+++ b/klagomål/A 22574-2026 FSC-klagomål.docx
@@ -932,7 +932,7 @@
     <w:r>
       <w:tab/>
       <w:tab/>
-      <w:t>2026-05-25</w:t>
+      <w:t>2026-05-26</w:t>
       <w:br/>
       <w:br/>
     </w:r>
